--- a/skill/linhpham-technicalproposal/templates/proposal_template.docx
+++ b/skill/linhpham-technicalproposal/templates/proposal_template.docx
@@ -1326,6 +1326,12 @@
         <w:rPr>
           <w:rtl w:val="0"/>
         </w:rPr>
+        <w:t>Data</w:t>
+      </w:r>
+    </w:p>
+    <w:p>
+      <w:pPr/>
+      <w:r>
         <w:t>{{TECHSTACK_DATA}}</w:t>
       </w:r>
     </w:p>
@@ -1346,6 +1352,12 @@
         <w:rPr>
           <w:rtl w:val="0"/>
         </w:rPr>
+        <w:t>AI</w:t>
+      </w:r>
+    </w:p>
+    <w:p>
+      <w:pPr/>
+      <w:r>
         <w:t>{{TECHSTACK_AI}}</w:t>
       </w:r>
     </w:p>

--- a/skill/linhpham-technicalproposal/templates/proposal_template.docx
+++ b/skill/linhpham-technicalproposal/templates/proposal_template.docx
@@ -1384,6 +1384,9 @@
         <w:ind w:firstLine="0"/>
         <w:jc w:val="both"/>
       </w:pPr>
+      <w:r>
+        <w:t>{{MOBILE_APP_STRATEGY}}</w:t>
+      </w:r>
     </w:p>
     <w:p>
       <w:pPr>
@@ -5731,13 +5734,13 @@
         <w:rPr>
           <w:rtl w:val="0"/>
         </w:rPr>
-        <w:t>We are pleased to present a relevant case study that demonstrates our ability to deliver a high-performance, multi-stakeholder B2B platform comparable to FruPro, a multi-stakeholder B2B platform we delivered for a similar engagement.</w:t>
+        <w:t>We are pleased to present a relevant case study that demonstrates our ability to deliver a high-performance, multi-stakeholder B2B platform comparable to {{CASE_STUDY_TITLE}}.</w:t>
       </w:r>
       <w:r>
         <w:fldChar w:fldCharType="begin" w:dirty="true"/>
       </w:r>
       <w:r>
-        <w:instrText xml:space="preserve"> HYPERLINK "https://saigontechnology.com/case-studies/frupro" \h </w:instrText>
+        <w:instrText xml:space="preserve"> HYPERLINK "{{CASE_STUDY_URL}}" \h </w:instrText>
       </w:r>
       <w:r>
         <w:fldChar w:fldCharType="separate"/>
